--- a/example_articles/countries/Israel/4.countries_Israel_Other_publisher.docx
+++ b/example_articles/countries/Israel/4.countries_Israel_Other_publisher.docx
@@ -29,17 +29,17 @@
     </w:p>
     <w:p>
       <w:r>
-        <w:t>Source File: Other publishers/Files (500) (5).DOCX</w:t>
+        <w:t>Source file: Other publishers/Files (500) (5).DOCX</w:t>
       </w:r>
     </w:p>
     <w:p>
       <w:r>
-        <w:t>Raw locations result: ['Israel']</w:t>
+        <w:t>Raw locations result, 'locations': ['Israel']</w:t>
       </w:r>
     </w:p>
     <w:p>
       <w:r>
-        <w:t>countries_stand_flat (Standardized): Israel</w:t>
+        <w:t>Standardized locations result, 'countries_stand_flat': Israel</w:t>
       </w:r>
     </w:p>
     <w:p>

--- a/example_articles/countries/Israel/4.countries_Israel_Other_publisher.docx
+++ b/example_articles/countries/Israel/4.countries_Israel_Other_publisher.docx
@@ -7,9 +7,7 @@
         <w:pStyle w:val="Heading1"/>
       </w:pPr>
       <w:r>
-        <w:t>Spotlight on Sheridan neighborhood;</w:t>
-        <w:br/>
-        <w:t xml:space="preserve"> Vintage northeast Minneapolis community has working-class patina</w:t>
+        <w:t>IN MIDEAST, PLEA FOR PEACE AS FIGHT SHIFTS AMID THE DIPLOMATIC SWIRL, CIVILIANS ARE DOING BATTLE. VIGILANTE ATTACKS ARE RISING - AND COULD GET MORE VIOLENT.</w:t>
       </w:r>
     </w:p>
     <w:p>
@@ -19,17 +17,17 @@
     </w:p>
     <w:p>
       <w:r>
-        <w:t>Date: 1996-01-06</w:t>
+        <w:t>Date: 2000-10-11</w:t>
       </w:r>
     </w:p>
     <w:p>
       <w:r>
-        <w:t>Section: Home; Pg. 9H</w:t>
+        <w:t>Section: NATIONAL; Pg. A01</w:t>
       </w:r>
     </w:p>
     <w:p>
       <w:r>
-        <w:t>Source file: Other publishers/Files (500) (5).DOCX</w:t>
+        <w:t>Source file: Other publishers/Files (500) (29).DOCX</w:t>
       </w:r>
     </w:p>
     <w:p>
@@ -51,41 +49,83 @@
     </w:p>
     <w:p>
       <w:r>
-        <w:t>There's plenty of evidence that the Sheridan neighborhood in northeast Minneapolis is going through at least a minor renaissance. Folks are buying houses and fixing them up, and some of the neighborhood's many duplexes are being converted to single-family homes. Streets around the small "four-corner" business nodes often are lined with cars, and when the weather permits, lots of people are walking and biking all around the neighborhood.</w:t>
+        <w:t>As diplomats struggled yesterday to ease Israelis and Palestinians from the brink of war, authorities grappled with a wave of vigilante-style revenge attacks by civilians on both sides of the conflict.</w:t>
         <w:br/>
-        <w:t>The renaissance isn't about gentrification, but about preserving the neighborhood's historic working-class character and unpretentious simplicity.</w:t>
+        <w:t>U.N. Secretary-General Kofi Annan appealed to the two sides to end the cycle of killing. "The region has suffered enough," he said.</w:t>
         <w:br/>
-        <w:t xml:space="preserve"> Located along the edge of downtown Minneapolis just north of Broadway, Sheridan is home to Mayslack's Bar and Restaurant, the Modern Cafe, the Mighty Fine Deli and Coffeehouse, Dusty's Bar and the venerable Grain Belt Brewery complex, among other attractions.</w:t>
+        <w:t>Annan, after meeting with Israeli Prime Minister Ehud Barak and Palestinian leader Yasir Arafat, expressed optimism that a peacemaking deal could be struck. In fact, yesterday was the quietest day in the West Bank and Gaza in nearly two weeks, although it was not free of casualties: A 12-year-old Palestinian was declared brain-dead after he was shot in the head during a stone-throwing clash with Israeli soldiers.</w:t>
         <w:br/>
-        <w:t xml:space="preserve"> Sheridan has some of the oldest houses in the city. Most were built before 1900 when the area was settled primarily by eastern Europeans who worked in the grain and lumber mills that lined the Mississippi riverfront, which forms the neighborhood's west border.</w:t>
+        <w:t>In Washington, President Clinton spoke by phone with Barak, Arafat and Egyptian President Hosni Mubarak in an effort to revive Israeli-Palestinian negotiations. Secretary of State Madeleine K. Albright phoned the foreign ministers of Britain, Russia, Israel and Syria.</w:t>
         <w:br/>
-        <w:t xml:space="preserve"> Because the immigrants typically had big families but not much money, the houses they built tended to be large but simple in design. There are some Victorian-style houses as well as some Craftsman-style bungalows, but most are tall, unadorned brick or wood-framed homes with small yards that are a reflection of the modest means of their working-class residents.</w:t>
+        <w:t>"Our role as an honest and effective broker requires the full confidence and trust of both sides," a State Department official in Washington said. "The goal is clear. We hope to show violence and confrontation is not the way."</w:t>
         <w:br/>
-        <w:t xml:space="preserve"> If the neighborhood's charm is its working-class patina, then its challenge is reducing its housing density and encouraging owner occupancy, said Kathi Lee, cochairwoman of the Sheridan Today and Yesterday (STAY) neighborhood group. In 1990, 60 percent of the housing units in Sheridan were renter-occupied, the U.S. census shows.</w:t>
+        <w:t>But on the streets of Tel Aviv yesterday, a vigilante spirit promised more trouble.</w:t>
         <w:br/>
-        <w:t xml:space="preserve"> One of STAY's goals is to improve its housing stock. Last year, the city acquired five substandard duplexes and demolished them. Lots created by the demolition of four of the houses were used to expand the yards of neighboring houses. The fifth lot was sold for $ 1 to a Minneapolis police officer who will build a three-bedroom house under STAY's informal Cop on Every Block program.</w:t>
+        <w:t>Moshe Dayan, 22, named for the Israeli war hero, leaned against a parked van and surveyed with satisfaction the revenge exacted the night before against local Arabs.</w:t>
         <w:br/>
-        <w:t xml:space="preserve"> Michael Gacek, a sales agent for Edina Realty, said that houses in Sheridan generally are priced from $ 55,000 to $ 65,000. The neighborhood is popular with buyers who want to live close to downtown Minneapolis. He recently sold a home to a family that moved from Plymouth because they wanted to be closer to their jobs downtown.</w:t>
+        <w:t>It was not a strategic target, he admitted. It was merely an ice cream parlor that had been opened by a local Arab a few months earlier in a low-rent strip of shops overlooking the Mediterranean.</w:t>
         <w:br/>
-        <w:t xml:space="preserve"> But most of his buyers, he said, are single women in their 30s who buy houses in Sheridan because of the neighborhood's low crime rate.</w:t>
+        <w:t>"The government wasn't doing anything, so we took matters into our own hands," Dayan said, pointing to the smashed, mangled remains of the Victorian-style shop.</w:t>
         <w:br/>
-        <w:t xml:space="preserve"> "They still feel safe walking around," Gacek said.</w:t>
+        <w:t>Not all of the violence is against property. A conflict that began with fighting between Israeli soldiers and Palestinian teenagers is evolving into something that could be even deadlier: Jews and Arabs are fighting one another on the streets with knives, rocks, hammers, metal pipes, axes, homemade Molotov cocktails and sometimes guns.</w:t>
         <w:br/>
-        <w:t>Recent home sales</w:t>
+        <w:t>It would be one thing if this were the West Bank, always something of a lawless land in the eyes of most Israelis; but this is the heartland of a country that prides itself as an outpost of civilization in the Middle East.</w:t>
         <w:br/>
-        <w:t>$ 59,950</w:t>
+        <w:t>"Civil war," proclaimed yesterday's front page of Yediot Aharonot, Israel's leading newspaper.</w:t>
         <w:br/>
-        <w:t>Built in 1884, this 1 1/2 -story house has three bed rooms, one bathroom, a family room, hardwood floors and a two-car garage. The sale closed in October after 13 days on the market. The original list price was $ 59,950.</w:t>
+        <w:t>Even a deal among the region's politicians might not be enough to rein in civilians who are expressing their anger at one another with undiluted, Balkans-style fighting.</w:t>
         <w:br/>
-        <w:t>$ 60,900</w:t>
+        <w:t>Yehuda Wilk, Israeli police commissioner, said yesterday: "There are Jewish criminals, just like there are Arab criminals." He said 200 Jews were arrested over the weekend.</w:t>
         <w:br/>
-        <w:t>This two-story house was built in 1900. It has 1,537 finished square feet, four bed rooms, two bathrooms, hardwood floors and a two-car garage. The sale closed in April after 146 days on the market. The original list price was $ 64,900.</w:t>
+        <w:t>In the early hours yesterday, after the Yom Kippur day of atonement, gangs of Jewish right-wingers rampaged through certain working-class neighborhoods of Tel Aviv screaming "Death to the Arabs."</w:t>
         <w:br/>
-        <w:t>$ 95,000</w:t>
+        <w:t>Outraged by Palestinian destruction of Joseph's Tomb, a Jewish shrine in Nablus, the crowd attacked Hassan Beq mosque, an elegant stone structure from the Ottoman period, and burned the door of another 200-year-old mosque in the Jaffa area. They burned three Arab apartments, as well as a Jewish restaurant that employed Arabs.</w:t>
         <w:br/>
-        <w:t>This split-entry house was built in 1970. It has 1,090 finished square feet, three bed rooms, one bathroom, central air conditioning and hardwood floors. The sale closed in July after 205 days on the market. The original list price was $ 109,000.</w:t>
+        <w:t>They threw Molotov cocktails at a branch of a famous bakery, Abulafia - a place where Israeli Jews stand in long lines late at night after an evening of theater to buy fresh-baked pita breads. The ice cream parlor and all its equipment was smashed with rocks and crowbars.</w:t>
         <w:br/>
-        <w:t xml:space="preserve"> (See microfilm for chart.)</w:t>
+        <w:t>Similar violence took place in Haifa, Nazareth, Ramle and other Israeli cities with large Arab populations. The worst of it was Sunday night in Nazareth, where Jews attacked an Arab neighborhood, a riot broke out, and two Arabs were shot to death.</w:t>
+        <w:br/>
+        <w:t>Last night, Arabs in the Acco, the famous crusader city in the north, were reported to be vandalizing Jewish shops. Masked Arabs rioted and burned property owned by Jews, including a furniture store that burned to the ground.</w:t>
+        <w:br/>
+        <w:t>In Lod, east of Tel Aviv, two Arabs shot and seriously wounded a Jewish resident at a bus station Monday night.</w:t>
+        <w:br/>
+        <w:t>Palestinians threw stones at motorists on a Jerusalem thoroughfare yesterday, and several activists from the outlawed Jewish extremist Kach movement brawled with Arabs at a Jerusalem market, Israel radio said.</w:t>
+        <w:br/>
+        <w:t>"Anybody who tells you they are not afraid is lying. The Jews, they are afraid, too," said Yakub Yusef, 26, an Arab who lives in Jaffa, an ethnically mixed section of Tel Aviv. "If people are doing this with rocks, who knows, maybe they'll soon be shooting at each other."</w:t>
+        <w:br/>
+        <w:t>Riki Chatuka, 62, a Yemenite Jew, whispered as she walked past one of the vandalized mosques. "I was born in Yemen, so I know. Wherever there are Arabs, there is war."</w:t>
+        <w:br/>
+        <w:t>She had just come from visiting an elderly aunt who lives in an apartment building with Arab neighbors. "I went to bring her milk and bread. She was afraid if she would go out her neighbors would kill her," Chatuka said. "She was trembling all over."</w:t>
+        <w:br/>
+        <w:t>More than one million Arabs live in Israel proper - about one-fifth of the country's population. Unlike Palestinians in the West Bank or Gaza, they are Israeli citizens.</w:t>
+        <w:br/>
+        <w:t>They speak Hebrew, sometimes better than Arabic, usually work with Israeli Jews, but consider themselves at their core to be Palestinian. Over the years, at times of tension, there have been anti-Israeli riots in the Israeli Arab populations, but nothing as serious as this.</w:t>
+        <w:br/>
+        <w:t>"The old people are saying that they only saw things like this before the independence in 1948," Chatuka said.</w:t>
+        <w:br/>
+        <w:t>At the Hassan Beq mosque, which was attacked overnight, a basement storeroom gutted by fire, dozens of Arab men sat on the stoop drinking small cups of coffee. Many of them had stayed home from work yesterday to protect the mosque.</w:t>
+        <w:br/>
+        <w:t>The mosque, which was largely destroyed in 1948, was recently renovated under the auspices of the Israeli Ministry of Religious Affairs.</w:t>
+        <w:br/>
+        <w:t>Nuwar Daka, 34, the imam who runs the place, said it was unpopular with Jewish extremists in southern Tel Aviv because "it reminds people that this used to be an Arab neighborhood, which they want to forget."</w:t>
+        <w:br/>
+        <w:t>"Still, I find it surprising that Jews would try to destroy a house of worship," Daka said. A heavily bearded man, in the most pious Islamic style, Daka said he used to be a Shabbas goy - the non-Jew who turns on lights during the Sabbath, when Jews are forbidden to do so.</w:t>
+        <w:br/>
+        <w:t>In Bat Yam, the southern Tel Aviv neighborhood where the ice cream shop was vandalized, Jews said they were getting revenge for the destruction over the weekend of Joseph's Tomb, a Jewish shrine and religious school in Nablus, on the West Bank.</w:t>
+        <w:br/>
+        <w:t>"They destroy our holy places and we're not going to be quiet," Moshe Dayan explained as he loitered outside the ice cream parlor.</w:t>
+        <w:br/>
+        <w:t>"This is a Jewish neighborhood. We want only Jews here," added his friend Meir Moyal, 22.</w:t>
+        <w:br/>
+        <w:t>"No, no," Dayan interrupted. "The Arabs can stay here if they behave."</w:t>
+        <w:br/>
+        <w:t>As they spoke, the owner of the ice cream parlor, Simon Sasin, 28, drove up to show his place to reporters and got into a political debate, a rather calm one at that, with the Jewish young men about who was responsible for the clashes in the West Bank.</w:t>
+        <w:br/>
+        <w:t>Afterward, Sasin shrugged off the entire episode.</w:t>
+        <w:br/>
+        <w:t>"I'm a neighborhood guy. This has nothing to do with me. It's just one of those Arab and Jew things," Sasin said. "Hopefully afterwards, people will go back to normal."</w:t>
+        <w:br/>
+        <w:t xml:space="preserve">Barbara Demick's e-mail address is foreign@phillynews.com  </w:t>
         <w:br/>
         <w:br/>
         <w:t>Graphic</w:t>
@@ -93,7 +133,7 @@
         <w:br/>
         <w:t xml:space="preserve"> </w:t>
         <w:br/>
-        <w:t>Photograph; Map; Chart</w:t>
+        <w:t>PHOTO</w:t>
       </w:r>
     </w:p>
     <w:sectPr>

--- a/example_articles/countries/Israel/4.countries_Israel_Other_publisher.docx
+++ b/example_articles/countries/Israel/4.countries_Israel_Other_publisher.docx
@@ -7,7 +7,7 @@
         <w:pStyle w:val="Heading1"/>
       </w:pPr>
       <w:r>
-        <w:t>IN MIDEAST, PLEA FOR PEACE AS FIGHT SHIFTS AMID THE DIPLOMATIC SWIRL, CIVILIANS ARE DOING BATTLE. VIGILANTE ATTACKS ARE RISING - AND COULD GET MORE VIOLENT.</w:t>
+        <w:t>Israel undergoes political 'revolution'; Alignments shift as Sharon leaves Likud</w:t>
       </w:r>
     </w:p>
     <w:p>
@@ -17,17 +17,17 @@
     </w:p>
     <w:p>
       <w:r>
-        <w:t>Date: 2000-10-11</w:t>
+        <w:t>Date: 2006-01-04</w:t>
       </w:r>
     </w:p>
     <w:p>
       <w:r>
-        <w:t>Section: NATIONAL; Pg. A01</w:t>
+        <w:t>Section: NEWS; Pg. 8A</w:t>
       </w:r>
     </w:p>
     <w:p>
       <w:r>
-        <w:t>Source file: Other publishers/Files (500) (29).DOCX</w:t>
+        <w:t>Source file: Other publishers/Files (500) (22).DOCX</w:t>
       </w:r>
     </w:p>
     <w:p>
@@ -49,83 +49,49 @@
     </w:p>
     <w:p>
       <w:r>
-        <w:t>As diplomats struggled yesterday to ease Israelis and Palestinians from the brink of war, authorities grappled with a wave of vigilante-style revenge attacks by civilians on both sides of the conflict.</w:t>
+        <w:t>TEL AVIV, Israel -- Two months ago, politics in the Carmel Market, a gantlet of clothing stalls, butcher shops and spice kiosks, was straightforward. The small shop owners here are staunchly conservative and have supported Israel's largest party, Likud, for decades.</w:t>
         <w:br/>
-        <w:t>U.N. Secretary-General Kofi Annan appealed to the two sides to end the cycle of killing. "The region has suffered enough," he said.</w:t>
+        <w:t>However, dramatic turns in Israeli politics over the past couple of months have reshaped the country's politics. The ruling Likud Party, a fixture in Israeli politics for more than 30 years, is struggling after its leader, Prime Minister Ariel Sharon, left to form the centrist Kadima Party. The center-left Labor Party elected a  socialist who vows to inject life into the faction.</w:t>
         <w:br/>
-        <w:t>Annan, after meeting with Israeli Prime Minister Ehud Barak and Palestinian leader Yasir Arafat, expressed optimism that a peacemaking deal could be struck. In fact, yesterday was the quietest day in the West Bank and Gaza in nearly two weeks, although it was not free of casualties: A 12-year-old Palestinian was declared brain-dead after he was shot in the head during a stone-throwing clash with Israeli soldiers.</w:t>
+        <w:t>Today, even in Likud bastions such as the Carmel Market, there is a political realignment. "Like my father, my family and most everyone here in the market, I used to vote Likud," says Yoni Ben-Yonatan, 24, owner of a dollar store. "But there have been so many changes. ... I will stick with Sharon. My father won't."</w:t>
         <w:br/>
-        <w:t>In Washington, President Clinton spoke by phone with Barak, Arafat and Egyptian President Hosni Mubarak in an effort to revive Israeli-Palestinian negotiations. Secretary of State Madeleine K. Albright phoned the foreign ministers of Britain, Russia, Israel and Syria.</w:t>
+        <w:t>The recent political changes are "nothing short of a revolution," says Asher Cohen, a professor of political science at Bar-Ilan University in Tel Aviv. "Here you have a sitting prime minister dumping the party he helped found 30 years ago to create an entirely new party."</w:t>
         <w:br/>
-        <w:t>"Our role as an honest and effective broker requires the full confidence and trust of both sides," a State Department official in Washington said. "The goal is clear. We hope to show violence and confrontation is not the way."</w:t>
+        <w:t>Likud's loss</w:t>
         <w:br/>
-        <w:t>But on the streets of Tel Aviv yesterday, a vigilante spirit promised more trouble.</w:t>
+        <w:t>Sharon was a key player in the establishment of Likud in 1973. The working-class people who populate open air markets such as Carmel have long provided Likud's support, Cohen says.</w:t>
         <w:br/>
-        <w:t>Moshe Dayan, 22, named for the Israeli war hero, leaned against a parked van and surveyed with satisfaction the revenge exacted the night before against local Arabs.</w:t>
+        <w:t>Likud swept to power in 1977. Since that victory, Likud prime ministers have governed Israel for 20 of the past 28 years. The decision by Sharon to leave the party has left Likud severely weakened and its future uncertain.</w:t>
         <w:br/>
-        <w:t>It was not a strategic target, he admitted. It was merely an ice cream parlor that had been opened by a local Arab a few months earlier in a low-rent strip of shops overlooking the Mediterranean.</w:t>
+        <w:t>Sharon's new party is so popular that "it blows the two giants of Israeli politics (Labor and Likud) right out of the water," Cohen says.</w:t>
         <w:br/>
-        <w:t>"The government wasn't doing anything, so we took matters into our own hands," Dayan said, pointing to the smashed, mangled remains of the Victorian-style shop.</w:t>
+        <w:t>Most voters seem to have chosen Sharon, a former general who as defense minister engineered Israel's invasion of Lebanon in 1982, over the party he helped create.</w:t>
         <w:br/>
-        <w:t>Not all of the violence is against property. A conflict that began with fighting between Israeli soldiers and Palestinian teenagers is evolving into something that could be even deadlier: Jews and Arabs are fighting one another on the streets with knives, rocks, hammers, metal pipes, axes, homemade Molotov cocktails and sometimes guns.</w:t>
+        <w:t>A recent poll in the Israeli daily newspaper Maariv showed that if elections were held now, Likud would drop from its current 40 seats to 16. According to the poll findings, Sharon's Kadima Party would win 40 of the 120 seats in the Knesset, Israel's parliament, making Kadima the largest of Israel's many political parties. National elections are scheduled for March 28.</w:t>
         <w:br/>
-        <w:t>It would be one thing if this were the West Bank, always something of a lawless land in the eyes of most Israelis; but this is the heartland of a country that prides itself as an outpost of civilization in the Middle East.</w:t>
+        <w:t>"Sharon has the experience, he has the toughness, and only he can balance right and left and eventually bring us a real peace with the Palestinians," says Ben-Yonatan, who served in an elite Israeli army unit.</w:t>
         <w:br/>
-        <w:t>"Civil war," proclaimed yesterday's front page of Yediot Aharonot, Israel's leading newspaper.</w:t>
+        <w:t>In announcing his new party, Sharon claimed he was abandoning Likud because the party's powerful right wing undermined his efforts to pursue peace with the Palestinians. Sharon supports the U.S.-brokered "road map" peace plan that would lead to creation of a Palestinian state.</w:t>
         <w:br/>
-        <w:t>Even a deal among the region's politicians might not be enough to rein in civilians who are expressing their anger at one another with undiluted, Balkans-style fighting.</w:t>
+        <w:t>Sharon also railed at Likud's 3,000-strong Central Committee, which set the party's political agenda. Sharon has blamed committee members for increasing political corruption in Israel.</w:t>
         <w:br/>
-        <w:t>Yehuda Wilk, Israeli police commissioner, said yesterday: "There are Jewish criminals, just like there are Arab criminals." He said 200 Jews were arrested over the weekend.</w:t>
+        <w:t>Sharon's health complicates matters. On Dec. 18, the chronically overweight Sharon, 77, was hospitalized for two days for a mild stroke.</w:t>
         <w:br/>
-        <w:t>In the early hours yesterday, after the Yom Kippur day of atonement, gangs of Jewish right-wingers rampaged through certain working-class neighborhoods of Tel Aviv screaming "Death to the Arabs."</w:t>
+        <w:t>On Thursday, doctors are to seal a small hole in his heart that might have led to his stroke. His deputy, Ehud Olmert, will assume the prime minister's duties while Sharon undergoes the procedure, which should take three hours.</w:t>
         <w:br/>
-        <w:t>Outraged by Palestinian destruction of Joseph's Tomb, a Jewish shrine in Nablus, the crowd attacked Hassan Beq mosque, an elegant stone structure from the Ottoman period, and burned the door of another 200-year-old mosque in the Jaffa area. They burned three Arab apartments, as well as a Jewish restaurant that employed Arabs.</w:t>
+        <w:t>After Sharon abandoned the party, Likud elected hawkish former prime minister Benjamin Netanyahu, 56, as its chairman. Netanyahu condemned Sharon's withdrawal from Gaza and parts of the West Bank and is campaigning on a hard-line platform that would grant a Palestinian state on only a fraction of West Bank land.</w:t>
         <w:br/>
-        <w:t>They threw Molotov cocktails at a branch of a famous bakery, Abulafia - a place where Israeli Jews stand in long lines late at night after an evening of theater to buy fresh-baked pita breads. The ice cream parlor and all its equipment was smashed with rocks and crowbars.</w:t>
+        <w:t>Labor turns left</w:t>
         <w:br/>
-        <w:t>Similar violence took place in Haifa, Nazareth, Ramle and other Israeli cities with large Arab populations. The worst of it was Sunday night in Nazareth, where Jews attacked an Arab neighborhood, a riot broke out, and two Arabs were shot to death.</w:t>
+        <w:t>Israel's Labor Party has taken a turn leftward with the election of Amir Peretz, 53, a union leader. He unseated Labor Party leader Shimon Peres, 82, in primaries Nov. 9.</w:t>
         <w:br/>
-        <w:t>Last night, Arabs in the Acco, the famous crusader city in the north, were reported to be vandalizing Jewish shops. Masked Arabs rioted and burned property owned by Jews, including a furniture store that burned to the ground.</w:t>
+        <w:t>Peretz has vowed to raise the minimum wage and taxes on the wealthy. He packed his shadow Cabinet with social crusaders, such as Shelly Yechimovitch, a former news personality who often expressed her socialist politics on TV.</w:t>
         <w:br/>
-        <w:t>In Lod, east of Tel Aviv, two Arabs shot and seriously wounded a Jewish resident at a bus station Monday night.</w:t>
+        <w:t>Peretz says Israel should accede to most Palestinian demands for creating an independent state before moving on to issues such as eradicating child poverty and unemployment. Convinced that Peretz could not bring peace with the Palestinians, Peres and three other prominent party veterans joined Sharon's new party.</w:t>
         <w:br/>
-        <w:t>Palestinians threw stones at motorists on a Jerusalem thoroughfare yesterday, and several activists from the outlawed Jewish extremist Kach movement brawled with Arabs at a Jerusalem market, Israel radio said.</w:t>
+        <w:t>It remains unclear whether Sharon's party, bolstered by moderate defectors from Labor and Likud, will mean Israeli politics are moving to the center. With no activists or party infrastructure, Kadima's life span could be as short or as long as Sharon's desire to rule, Cohen says.</w:t>
         <w:br/>
-        <w:t>"Anybody who tells you they are not afraid is lying. The Jews, they are afraid, too," said Yakub Yusef, 26, an Arab who lives in Jaffa, an ethnically mixed section of Tel Aviv. "If people are doing this with rocks, who knows, maybe they'll soon be shooting at each other."</w:t>
-        <w:br/>
-        <w:t>Riki Chatuka, 62, a Yemenite Jew, whispered as she walked past one of the vandalized mosques. "I was born in Yemen, so I know. Wherever there are Arabs, there is war."</w:t>
-        <w:br/>
-        <w:t>She had just come from visiting an elderly aunt who lives in an apartment building with Arab neighbors. "I went to bring her milk and bread. She was afraid if she would go out her neighbors would kill her," Chatuka said. "She was trembling all over."</w:t>
-        <w:br/>
-        <w:t>More than one million Arabs live in Israel proper - about one-fifth of the country's population. Unlike Palestinians in the West Bank or Gaza, they are Israeli citizens.</w:t>
-        <w:br/>
-        <w:t>They speak Hebrew, sometimes better than Arabic, usually work with Israeli Jews, but consider themselves at their core to be Palestinian. Over the years, at times of tension, there have been anti-Israeli riots in the Israeli Arab populations, but nothing as serious as this.</w:t>
-        <w:br/>
-        <w:t>"The old people are saying that they only saw things like this before the independence in 1948," Chatuka said.</w:t>
-        <w:br/>
-        <w:t>At the Hassan Beq mosque, which was attacked overnight, a basement storeroom gutted by fire, dozens of Arab men sat on the stoop drinking small cups of coffee. Many of them had stayed home from work yesterday to protect the mosque.</w:t>
-        <w:br/>
-        <w:t>The mosque, which was largely destroyed in 1948, was recently renovated under the auspices of the Israeli Ministry of Religious Affairs.</w:t>
-        <w:br/>
-        <w:t>Nuwar Daka, 34, the imam who runs the place, said it was unpopular with Jewish extremists in southern Tel Aviv because "it reminds people that this used to be an Arab neighborhood, which they want to forget."</w:t>
-        <w:br/>
-        <w:t>"Still, I find it surprising that Jews would try to destroy a house of worship," Daka said. A heavily bearded man, in the most pious Islamic style, Daka said he used to be a Shabbas goy - the non-Jew who turns on lights during the Sabbath, when Jews are forbidden to do so.</w:t>
-        <w:br/>
-        <w:t>In Bat Yam, the southern Tel Aviv neighborhood where the ice cream shop was vandalized, Jews said they were getting revenge for the destruction over the weekend of Joseph's Tomb, a Jewish shrine and religious school in Nablus, on the West Bank.</w:t>
-        <w:br/>
-        <w:t>"They destroy our holy places and we're not going to be quiet," Moshe Dayan explained as he loitered outside the ice cream parlor.</w:t>
-        <w:br/>
-        <w:t>"This is a Jewish neighborhood. We want only Jews here," added his friend Meir Moyal, 22.</w:t>
-        <w:br/>
-        <w:t>"No, no," Dayan interrupted. "The Arabs can stay here if they behave."</w:t>
-        <w:br/>
-        <w:t>As they spoke, the owner of the ice cream parlor, Simon Sasin, 28, drove up to show his place to reporters and got into a political debate, a rather calm one at that, with the Jewish young men about who was responsible for the clashes in the West Bank.</w:t>
-        <w:br/>
-        <w:t>Afterward, Sasin shrugged off the entire episode.</w:t>
-        <w:br/>
-        <w:t>"I'm a neighborhood guy. This has nothing to do with me. It's just one of those Arab and Jew things," Sasin said. "Hopefully afterwards, people will go back to normal."</w:t>
-        <w:br/>
-        <w:t xml:space="preserve">Barbara Demick's e-mail address is foreign@phillynews.com  </w:t>
+        <w:t>Sharon's strength, says Asher Arian, a fellow at Jerusalem-based think-tank Israeli Democracy Institute, "is being more in tune with Israeli public opinion than anyone else."</w:t>
         <w:br/>
         <w:br/>
         <w:t>Graphic</w:t>
@@ -133,7 +99,7 @@
         <w:br/>
         <w:t xml:space="preserve"> </w:t>
         <w:br/>
-        <w:t>PHOTO</w:t>
+        <w:t>PHOTO, B/W, Ronen Zvulun, Reuters</w:t>
       </w:r>
     </w:p>
     <w:sectPr>

--- a/example_articles/countries/Israel/4.countries_Israel_Other_publisher.docx
+++ b/example_articles/countries/Israel/4.countries_Israel_Other_publisher.docx
@@ -7,7 +7,7 @@
         <w:pStyle w:val="Heading1"/>
       </w:pPr>
       <w:r>
-        <w:t>Israel undergoes political 'revolution'; Alignments shift as Sharon leaves Likud</w:t>
+        <w:t>ISRAELIS END GAZA INCURSION AFTER U.S. REBUKE</w:t>
       </w:r>
     </w:p>
     <w:p>
@@ -17,22 +17,22 @@
     </w:p>
     <w:p>
       <w:r>
-        <w:t>Date: 2006-01-04</w:t>
+        <w:t>Date: 2001-04-18</w:t>
       </w:r>
     </w:p>
     <w:p>
       <w:r>
-        <w:t>Section: NEWS; Pg. 8A</w:t>
+        <w:t>Section: NATIONAL; Pg. A01</w:t>
       </w:r>
     </w:p>
     <w:p>
       <w:r>
-        <w:t>Source file: Other publishers/Files (500) (22).DOCX</w:t>
+        <w:t>Source file: Other publishers/Files (500) (26).DOCX</w:t>
       </w:r>
     </w:p>
     <w:p>
       <w:r>
-        <w:t>Raw locations result, 'locations': ['Israel']</w:t>
+        <w:t>Raw locations result, 'locations': ['Israel', 'Gaza Strip', 'West Bank']</w:t>
       </w:r>
     </w:p>
     <w:p>
@@ -49,49 +49,49 @@
     </w:p>
     <w:p>
       <w:r>
-        <w:t>TEL AVIV, Israel -- Two months ago, politics in the Carmel Market, a gantlet of clothing stalls, butcher shops and spice kiosks, was straightforward. The small shop owners here are staunchly conservative and have supported Israel's largest party, Likud, for decades.</w:t>
+        <w:t>Israeli troops yesterday recaptured a narrow slice of the Gaza Strip but withdrew last night amid a barrage of criticism that it was rolling back the 1993 peace deal that gave the strip to Palestinian self-rule.</w:t>
         <w:br/>
-        <w:t>However, dramatic turns in Israeli politics over the past couple of months have reshaped the country's politics. The ruling Likud Party, a fixture in Israeli politics for more than 30 years, is struggling after its leader, Prime Minister Ariel Sharon, left to form the centrist Kadima Party. The center-left Labor Party elected a  socialist who vows to inject life into the faction.</w:t>
+        <w:t>Israel said the incursion was a temporary measure designed to thwart attacks such as one Monday, when Palestinians fired homemade mortars out of Gaza into the nearby Israeli town of Sderot.</w:t>
         <w:br/>
-        <w:t>Today, even in Likud bastions such as the Carmel Market, there is a political realignment. "Like my father, my family and most everyone here in the market, I used to vote Likud," says Yoni Ben-Yonatan, 24, owner of a dollar store. "But there have been so many changes. ... I will stick with Sharon. My father won't."</w:t>
+        <w:t>"There was no reoccupation. There were a host of objectives set in this operation and once they were accomplished it was finished," said Raanan Gissin, a spokesman for Ariel Sharon, who became Israel's prime minister last month with a promise to quash the Palestinian uprising. Gissin denied that U.S. criticism played a role in the decision to withdraw.</w:t>
         <w:br/>
-        <w:t>The recent political changes are "nothing short of a revolution," says Asher Cohen, a professor of political science at Bar-Ilan University in Tel Aviv. "Here you have a sitting prime minister dumping the party he helped found 30 years ago to create an entirely new party."</w:t>
+        <w:t>Earlier in the day, U.S. Secretary of State Colin L. Powell sharply criticized Israel's move. In a statement, Powell called it "excessive and disproportionate" and said Israel should respect the peace accords that gave most of Gaza to the Palestinians.</w:t>
         <w:br/>
-        <w:t>Likud's loss</w:t>
+        <w:t>The Israeli move came a day after Israel bombed a Syrian radar station inside Lebanon, in response to an attack on Israeli forces by Lebanese Hezbollah guerrillas on Saturday. Powell said he was concerned that the "situation is threatening to escalate further, raising the risk of a broader conflict."</w:t>
         <w:br/>
-        <w:t>Sharon was a key player in the establishment of Likud in 1973. The working-class people who populate open air markets such as Carmel have long provided Likud's support, Cohen says.</w:t>
+        <w:t>The territory seized by Israel was a narrow, thinly populated band of citrus and olive groves along the northeast corner of the Gaza Strip, amounting to barely two square miles of the 140-square-mile Gaza Strip. But its symbolic importance is much larger, since this is the first time that Israel had retaken what was given to the Palestinians as part of the land-for-peace deal brokered by the White House.</w:t>
         <w:br/>
-        <w:t>Likud swept to power in 1977. Since that victory, Likud prime ministers have governed Israel for 20 of the past 28 years. The decision by Sharon to leave the party has left Likud severely weakened and its future uncertain.</w:t>
+        <w:t>"It's clear that Israel has expanded the sphere of the war with the Palestinians," Palestinian negotiator Hassan Asfour contended. "It has carried out a new and dangerous step by reoccupying Palestinian areas."</w:t>
         <w:br/>
-        <w:t>Sharon's new party is so popular that "it blows the two giants of Israeli politics (Labor and Likud) right out of the water," Cohen says.</w:t>
+        <w:t>In Beit Hanoun, the closest Palestinian town to the area recaptured, residents said there were 12 Israeli tanks and three bulldozers involved in the operation, which began early yesterday. The bulldozers demolished a small Palestinian police post, a house, and acres of trees along the border that Israel said could provide cover for terrorists. A Palestinian police officer was killed in the process.</w:t>
         <w:br/>
-        <w:t>Most voters seem to have chosen Sharon, a former general who as defense minister engineered Israel's invasion of Lebanon in 1982, over the party he helped create.</w:t>
+        <w:t>"They were shooting, shooting with tanks, and nobody could stop them," said Feria Masri, 47, a homemaker from Beit Hanoun who hid with her children in an orange grove when the Israelis moved in overnight. "We are expecting them to take all of Gaza again."</w:t>
         <w:br/>
-        <w:t>A recent poll in the Israeli daily newspaper Maariv showed that if elections were held now, Likud would drop from its current 40 seats to 16. According to the poll findings, Sharon's Kadima Party would win 40 of the 120 seats in the Knesset, Israel's parliament, making Kadima the largest of Israel's many political parties. National elections are scheduled for March 28.</w:t>
+        <w:t>Her son, Bilal Masri, 16, said he was in geography class when an Israeli tank pulled into fields behind his school. "We all were falling over one another to get away. We were so frightened," he said.</w:t>
         <w:br/>
-        <w:t>"Sharon has the experience, he has the toughness, and only he can balance right and left and eventually bring us a real peace with the Palestinians," says Ben-Yonatan, who served in an elite Israeli army unit.</w:t>
+        <w:t>Yesterday afternoon, bulldozers still churned at the orchards outside the town, stirring up huge clouds of dust, as Israeli combat helicopters whirred overhead providing air support for the operation. The air was punctuated by gunshots.</w:t>
         <w:br/>
-        <w:t>In announcing his new party, Sharon claimed he was abandoning Likud because the party's powerful right wing undermined his efforts to pursue peace with the Palestinians. Sharon supports the U.S.-brokered "road map" peace plan that would lead to creation of a Palestinian state.</w:t>
+        <w:t>"Sharon is the terrorist. He wants us to surrender our rights and accept what he dictates," farmer Muad Abu Odeh, 32, said as he watched the bulldozers at work yesterday.</w:t>
         <w:br/>
-        <w:t>Sharon also railed at Likud's 3,000-strong Central Committee, which set the party's political agenda. Sharon has blamed committee members for increasing political corruption in Israel.</w:t>
+        <w:t>Late last night, Beit Hanoun residents reached by phone confirmed that the Israelis were withdrawing. Early today, the Israeli army said that it had completed its pullout and returned to its previous positions.</w:t>
         <w:br/>
-        <w:t>Sharon's health complicates matters. On Dec. 18, the chronically overweight Sharon, 77, was hospitalized for two days for a mild stroke.</w:t>
+        <w:t>Earlier in the day, the Israeli Gaza commander, Gen. Yair Naveh, had said Israel could remain in the area recaptured for weeks or months.</w:t>
         <w:br/>
-        <w:t>On Thursday, doctors are to seal a small hole in his heart that might have led to his stroke. His deputy, Ehud Olmert, will assume the prime minister's duties while Sharon undergoes the procedure, which should take three hours.</w:t>
+        <w:t>The Israeli move was prompted by mortar attacks Monday night in Sderot, a working-class town of 24,000 about 2 1/2 miles from Gaza. Although no one was injured, it was a chilling incident that prompted Sderot residents to prepare their bomb shelters for the first time since 1973. Sderot also happens to be five miles from a sheep ranch owned by Sharon.</w:t>
         <w:br/>
-        <w:t>After Sharon abandoned the party, Likud elected hawkish former prime minister Benjamin Netanyahu, 56, as its chairman. Netanyahu condemned Sharon's withdrawal from Gaza and parts of the West Bank and is campaigning on a hard-line platform that would grant a Palestinian state on only a fraction of West Bank land.</w:t>
+        <w:t>The Islamic militant movement Hamas took responsibility for the mortar attacks. But Israel said it held Palestinian leader Yasir Arafat and his self-rule authority responsible for encouraging the militants.</w:t>
         <w:br/>
-        <w:t>Labor turns left</w:t>
+        <w:t>"Without a shadow of a doubt, Arafat and the Palestinian Authority are behind this wave of terror," asserted Uzi Landau, Israeli public security minister.</w:t>
         <w:br/>
-        <w:t>Israel's Labor Party has taken a turn leftward with the election of Amir Peretz, 53, a union leader. He unseated Labor Party leader Shimon Peres, 82, in primaries Nov. 9.</w:t>
+        <w:t>Israeli military officials said they had drawn up contingency plans for more incursions into Palestinian territory, if provoked. "There are many other plans to take bites of the Palestinian Authority," Gen. Yom Tov Samia told Israel radio yesterday.</w:t>
         <w:br/>
-        <w:t>Peretz has vowed to raise the minimum wage and taxes on the wealthy. He packed his shadow Cabinet with social crusaders, such as Shelly Yechimovitch, a former news personality who often expressed her socialist politics on TV.</w:t>
+        <w:t>A Palestinian police officer was killed in the Israeli incursion near Beit Hanoun, while a Palestinian teenager was reported killed in a clash in Karin in the Gaza Strip. In another incident yesterday, a Palestinian in the West Bank town of Tulkarm was shot dead after he stabbed and slightly wounded an Israeli soldier.</w:t>
         <w:br/>
-        <w:t>Peretz says Israel should accede to most Palestinian demands for creating an independent state before moving on to issues such as eradicating child poverty and unemployment. Convinced that Peretz could not bring peace with the Palestinians, Peres and three other prominent party veterans joined Sharon's new party.</w:t>
+        <w:t>Also trying to prevent terrorism, Israel divided the Gaza Strip into three parts, making it almost impossible for residents to travel within. Stranded Palestinian commuters resorted to the Mediterranean beach - the only remaining passage. Young women in long robes and white head scarves, some carrying schoolbooks, walked along the beach, and donkey carts and tractors ferried passengers.</w:t>
         <w:br/>
-        <w:t>It remains unclear whether Sharon's party, bolstered by moderate defectors from Labor and Likud, will mean Israeli politics are moving to the center. With no activists or party infrastructure, Kadima's life span could be as short or as long as Sharon's desire to rule, Cohen says.</w:t>
+        <w:t>The government of Ehud Barak, the previous Israeli prime minister, used similar tactics of dividing Gaza and demolishing property that might harbor gunmen, but refrained from going into any area under full Palestinian sovereignty for fear of undermining the peace process.</w:t>
         <w:br/>
-        <w:t>Sharon's strength, says Asher Arian, a fellow at Jerusalem-based think-tank Israeli Democracy Institute, "is being more in tune with Israeli public opinion than anyone else."</w:t>
+        <w:t>Sharon's spokesman, Gissin, said, "They [the Palestinians] have to understand there's a new government in town and there are new rules of the game."</w:t>
         <w:br/>
         <w:br/>
         <w:t>Graphic</w:t>
@@ -99,7 +99,9 @@
         <w:br/>
         <w:t xml:space="preserve"> </w:t>
         <w:br/>
-        <w:t>PHOTO, B/W, Ronen Zvulun, Reuters</w:t>
+        <w:t>ADEL HANA, Associated Press - In Gaza, a Palestinian man walks with his children along the beach to bypass the road that was destroyed by bulldozers during the Israeli army's daylong operation in the Gaza Strip yesterday.</w:t>
+        <w:br/>
+        <w:t>NASSER SHIYOUKHI, Associated Press - An Israeli soldier breaks up a scuffle between Palestinians and Israeli settlers. The confrontation yesterday was in Hebron, the West Bank.</w:t>
       </w:r>
     </w:p>
     <w:sectPr>

--- a/example_articles/countries/Israel/4.countries_Israel_Other_publisher.docx
+++ b/example_articles/countries/Israel/4.countries_Israel_Other_publisher.docx
@@ -7,7 +7,7 @@
         <w:pStyle w:val="Heading1"/>
       </w:pPr>
       <w:r>
-        <w:t>ISRAELIS END GAZA INCURSION AFTER U.S. REBUKE</w:t>
+        <w:t>BARAK PREPARES TO ASSEMBLE BROAD COALITION / LABORIOUS NEGOTIATIONS SEEM LIKELY TO RESULT IN A VOTING / BLOC COMPRISING NEARLY TWO-THIRDS OF ISRAEL'S PARLIAMENT.</w:t>
       </w:r>
     </w:p>
     <w:p>
@@ -17,22 +17,22 @@
     </w:p>
     <w:p>
       <w:r>
-        <w:t>Date: 2001-04-18</w:t>
+        <w:t>Date: 1999-06-21</w:t>
       </w:r>
     </w:p>
     <w:p>
       <w:r>
-        <w:t>Section: NATIONAL; Pg. A01</w:t>
+        <w:t>Section: NATIONAL; Pg. A02</w:t>
       </w:r>
     </w:p>
     <w:p>
       <w:r>
-        <w:t>Source file: Other publishers/Files (500) (26).DOCX</w:t>
+        <w:t>Source file: Other publishers/Files (500) (23).DOCX</w:t>
       </w:r>
     </w:p>
     <w:p>
       <w:r>
-        <w:t>Raw locations result, 'locations': ['Israel', 'Gaza Strip', 'West Bank']</w:t>
+        <w:t>Raw locations result, 'locations': ['Israel']</w:t>
       </w:r>
     </w:p>
     <w:p>
@@ -49,49 +49,35 @@
     </w:p>
     <w:p>
       <w:r>
-        <w:t>Israeli troops yesterday recaptured a narrow slice of the Gaza Strip but withdrew last night amid a barrage of criticism that it was rolling back the 1993 peace deal that gave the strip to Palestinian self-rule.</w:t>
+        <w:t>Israeli Prime Minister-elect Ehud Barak is poised to get the coalition government he wants after four laborious weeks of internal negotiations that at times confounded even his closest supporters.</w:t>
         <w:br/>
-        <w:t>Israel said the incursion was a temporary measure designed to thwart attacks such as one Monday, when Palestinians fired homemade mortars out of Gaza into the nearby Israeli town of Sderot.</w:t>
+        <w:t>Barak's One Israel team announced yesterday that it has guidelines ready for a multiparty voting bloc that it expects to comprise at least 77 of the 120 members of Israel's parliament, the Knesset. That would be a governing coalition with a much larger majority than was held by outgoing Likud Prime Minister Benjamin Netanyahu or his Labor Party predecessor, the late Yitzhak Rabin.</w:t>
         <w:br/>
-        <w:t>"There was no reoccupation. There were a host of objectives set in this operation and once they were accomplished it was finished," said Raanan Gissin, a spokesman for Ariel Sharon, who became Israel's prime minister last month with a promise to quash the Palestinian uprising. Gissin denied that U.S. criticism played a role in the decision to withdraw.</w:t>
+        <w:t>Although Barak won a clear majority as prime minister, reconciling the demands and personalities of the 15 parties that sit in the new parliament was a puzzle as challenging as a Rubik's cube. But Barak stood his ground for a broad coalition of secular and religious Jews, which should stand a better chance than the previous two governments of being able to move forward on peace with Israel's Arab neighbors and to begin to heal social rifts within Israel.</w:t>
         <w:br/>
-        <w:t>Earlier in the day, U.S. Secretary of State Colin L. Powell sharply criticized Israel's move. In a statement, Powell called it "excessive and disproportionate" and said Israel should respect the peace accords that gave most of Gaza to the Palestinians.</w:t>
+        <w:t>The party agreements could still change before Barak, the former army chief of staff who was elected May 17, takes office in early July. And except for declaring that he intends to hold on to the defense portfolio for himself, the incoming prime minister has been mum on who his key ministers will be.</w:t>
         <w:br/>
-        <w:t>The Israeli move came a day after Israel bombed a Syrian radar station inside Lebanon, in response to an attack on Israeli forces by Lebanese Hezbollah guerrillas on Saturday. Powell said he was concerned that the "situation is threatening to escalate further, raising the risk of a broader conflict."</w:t>
+        <w:t>So the identity of the all-important foreign minister remains a mystery, although early fears that it might be Likud heavyweight Ariel Sharon are moot, because it looks as if Likud will not be in the government. And the Interior Ministry, with important jurisdiction over matters such as municipal funding and citizenship, will almost certainly go to Natan Sharansky's Israel B'Aliya, a party of Russian immigrants.</w:t>
         <w:br/>
-        <w:t>The territory seized by Israel was a narrow, thinly populated band of citrus and olive groves along the northeast corner of the Gaza Strip, amounting to barely two square miles of the 140-square-mile Gaza Strip. But its symbolic importance is much larger, since this is the first time that Israel had retaken what was given to the Palestinians as part of the land-for-peace deal brokered by the White House.</w:t>
+        <w:t>The breakthrough in Barak's coalition negotiations came last week when Rabbi Aryeh Deri resigned as leader of the Shas Party, a Sephardic and Orthodox political group that has broad support among working-class Jews with roots in the Middle East.</w:t>
         <w:br/>
-        <w:t>"It's clear that Israel has expanded the sphere of the war with the Palestinians," Palestinian negotiator Hassan Asfour contended. "It has carried out a new and dangerous step by reoccupying Palestinian areas."</w:t>
+        <w:t>Barak had said Shas would be invited into the cabinet only if it dumped Deri, who was sentenced this spring to four years in jail on corruption charges.</w:t>
         <w:br/>
-        <w:t>In Beit Hanoun, the closest Palestinian town to the area recaptured, residents said there were 12 Israeli tanks and three bulldozers involved in the operation, which began early yesterday. The bulldozers demolished a small Palestinian police post, a house, and acres of trees along the border that Israel said could provide cover for terrorists. A Palestinian police officer was killed in the process.</w:t>
+        <w:t>Now, the main stumbling block for both Shas and the smaller United Torah Judaism Party is Barak's campaign promise to draft ultra-Orthodox youth into the army, ending their decades-long exemption from military service. That, too, is expected to be solved by a compromise this week.</w:t>
         <w:br/>
-        <w:t>"They were shooting, shooting with tanks, and nobody could stop them," said Feria Masri, 47, a homemaker from Beit Hanoun who hid with her children in an orange grove when the Israelis moved in overnight. "We are expecting them to take all of Gaza again."</w:t>
+        <w:t>The inclusion of Shas, which is more moderate on the peace process than Likud, is a clear sign of Barak's agenda, political scientist Susan Hattis Rolef said.</w:t>
         <w:br/>
-        <w:t>Her son, Bilal Masri, 16, said he was in geography class when an Israeli tank pulled into fields behind his school. "We all were falling over one another to get away. We were so frightened," he said.</w:t>
+        <w:t>"His first priority is progress in the peace process," she said. "Barak is a no-nonsense man, not a trickster. You don't see much, but what you see is what you get."</w:t>
         <w:br/>
-        <w:t>Yesterday afternoon, bulldozers still churned at the orchards outside the town, stirring up huge clouds of dust, as Israeli combat helicopters whirred overhead providing air support for the operation. The air was punctuated by gunshots.</w:t>
+        <w:t>After weeks of saying little in public, Barak's steely confidence was on display in an interview published over the weekend in the newspaper Haaretz. In it, he pledged to build a 30-mile raised highway joining the Palestinian-controlled parts of the West Bank and Gaza Strip. The so-called safe-passage route is feared by rightist Israeli politicians as representing a step toward a Palestinian state.</w:t>
         <w:br/>
-        <w:t>"Sharon is the terrorist. He wants us to surrender our rights and accept what he dictates," farmer Muad Abu Odeh, 32, said as he watched the bulldozers at work yesterday.</w:t>
+        <w:t>"There is no more to be said. It will happen," Barak said about the road, citing a similar bridge-highway he had seen in Miami. "These are necessities of life. Will I do it? For sure."</w:t>
         <w:br/>
-        <w:t>Late last night, Beit Hanoun residents reached by phone confirmed that the Israelis were withdrawing. Early today, the Israeli army said that it had completed its pullout and returned to its previous positions.</w:t>
+        <w:t>Barak also voiced his view that Israel is strong enough to negotiate a secure peace with the Palestinians, Syria and Lebanon.</w:t>
         <w:br/>
-        <w:t>Earlier in the day, the Israeli Gaza commander, Gen. Yair Naveh, had said Israel could remain in the area recaptured for weeks or months.</w:t>
+        <w:t>"This is a very cruel neighborhood," Barak said. "Netanyahu likened us to carp among barracudas in an aquarium. I say we are more like an enlightened killer whale: If it is not angered, it doesn't attack and devour for no reason."</w:t>
         <w:br/>
-        <w:t>The Israeli move was prompted by mortar attacks Monday night in Sderot, a working-class town of 24,000 about 2 1/2 miles from Gaza. Although no one was injured, it was a chilling incident that prompted Sderot residents to prepare their bomb shelters for the first time since 1973. Sderot also happens to be five miles from a sheep ranch owned by Sharon.</w:t>
-        <w:br/>
-        <w:t>The Islamic militant movement Hamas took responsibility for the mortar attacks. But Israel said it held Palestinian leader Yasir Arafat and his self-rule authority responsible for encouraging the militants.</w:t>
-        <w:br/>
-        <w:t>"Without a shadow of a doubt, Arafat and the Palestinian Authority are behind this wave of terror," asserted Uzi Landau, Israeli public security minister.</w:t>
-        <w:br/>
-        <w:t>Israeli military officials said they had drawn up contingency plans for more incursions into Palestinian territory, if provoked. "There are many other plans to take bites of the Palestinian Authority," Gen. Yom Tov Samia told Israel radio yesterday.</w:t>
-        <w:br/>
-        <w:t>A Palestinian police officer was killed in the Israeli incursion near Beit Hanoun, while a Palestinian teenager was reported killed in a clash in Karin in the Gaza Strip. In another incident yesterday, a Palestinian in the West Bank town of Tulkarm was shot dead after he stabbed and slightly wounded an Israeli soldier.</w:t>
-        <w:br/>
-        <w:t>Also trying to prevent terrorism, Israel divided the Gaza Strip into three parts, making it almost impossible for residents to travel within. Stranded Palestinian commuters resorted to the Mediterranean beach - the only remaining passage. Young women in long robes and white head scarves, some carrying schoolbooks, walked along the beach, and donkey carts and tractors ferried passengers.</w:t>
-        <w:br/>
-        <w:t>The government of Ehud Barak, the previous Israeli prime minister, used similar tactics of dividing Gaza and demolishing property that might harbor gunmen, but refrained from going into any area under full Palestinian sovereignty for fear of undermining the peace process.</w:t>
-        <w:br/>
-        <w:t>Sharon's spokesman, Gissin, said, "They [the Palestinians] have to understand there's a new government in town and there are new rules of the game."</w:t>
+        <w:t>Barak said that he has made a point of avoiding the "tough-guy posturing and arm-twisting" of Netanyahu's coalition-building period before taking office in 1996, and that he learned from Rabin's experience not to rush into a narrow government.</w:t>
         <w:br/>
         <w:br/>
         <w:t>Graphic</w:t>
@@ -99,9 +85,11 @@
         <w:br/>
         <w:t xml:space="preserve"> </w:t>
         <w:br/>
-        <w:t>ADEL HANA, Associated Press - In Gaza, a Palestinian man walks with his children along the beach to bypass the road that was destroyed by bulldozers during the Israeli army's daylong operation in the Gaza Strip yesterday.</w:t>
+        <w:t>PHOTOJERUSALEM;</w:t>
         <w:br/>
-        <w:t>NASSER SHIYOUKHI, Associated Press - An Israeli soldier breaks up a scuffle between Palestinians and Israeli settlers. The confrontation yesterday was in Hebron, the West Bank.</w:t>
+        <w:t>PHOTO</w:t>
+        <w:br/>
+        <w:t>Ehud Barak, Israel's prime minister-elect, will install his government in July. (Associated Press)</w:t>
       </w:r>
     </w:p>
     <w:sectPr>

--- a/example_articles/countries/Israel/4.countries_Israel_Other_publisher.docx
+++ b/example_articles/countries/Israel/4.countries_Israel_Other_publisher.docx
@@ -7,7 +7,7 @@
         <w:pStyle w:val="Heading1"/>
       </w:pPr>
       <w:r>
-        <w:t>BARAK PREPARES TO ASSEMBLE BROAD COALITION / LABORIOUS NEGOTIATIONS SEEM LIKELY TO RESULT IN A VOTING / BLOC COMPRISING NEARLY TWO-THIRDS OF ISRAEL'S PARLIAMENT.</w:t>
+        <w:t>Israel undergoes political 'revolution'; Alignments shift as Sharon leaves Likud</w:t>
       </w:r>
     </w:p>
     <w:p>
@@ -17,17 +17,17 @@
     </w:p>
     <w:p>
       <w:r>
-        <w:t>Date: 1999-06-21</w:t>
+        <w:t>Date: 2006-01-04</w:t>
       </w:r>
     </w:p>
     <w:p>
       <w:r>
-        <w:t>Section: NATIONAL; Pg. A02</w:t>
+        <w:t>Section: NEWS; Pg. 8A</w:t>
       </w:r>
     </w:p>
     <w:p>
       <w:r>
-        <w:t>Source file: Other publishers/Files (500) (23).DOCX</w:t>
+        <w:t>Source file: Other publishers/Files (500) (22).DOCX</w:t>
       </w:r>
     </w:p>
     <w:p>
@@ -49,35 +49,49 @@
     </w:p>
     <w:p>
       <w:r>
-        <w:t>Israeli Prime Minister-elect Ehud Barak is poised to get the coalition government he wants after four laborious weeks of internal negotiations that at times confounded even his closest supporters.</w:t>
+        <w:t>TEL AVIV, Israel -- Two months ago, politics in the Carmel Market, a gantlet of clothing stalls, butcher shops and spice kiosks, was straightforward. The small shop owners here are staunchly conservative and have supported Israel's largest party, Likud, for decades.</w:t>
         <w:br/>
-        <w:t>Barak's One Israel team announced yesterday that it has guidelines ready for a multiparty voting bloc that it expects to comprise at least 77 of the 120 members of Israel's parliament, the Knesset. That would be a governing coalition with a much larger majority than was held by outgoing Likud Prime Minister Benjamin Netanyahu or his Labor Party predecessor, the late Yitzhak Rabin.</w:t>
+        <w:t>However, dramatic turns in Israeli politics over the past couple of months have reshaped the country's politics. The ruling Likud Party, a fixture in Israeli politics for more than 30 years, is struggling after its leader, Prime Minister Ariel Sharon, left to form the centrist Kadima Party. The center-left Labor Party elected a  socialist who vows to inject life into the faction.</w:t>
         <w:br/>
-        <w:t>Although Barak won a clear majority as prime minister, reconciling the demands and personalities of the 15 parties that sit in the new parliament was a puzzle as challenging as a Rubik's cube. But Barak stood his ground for a broad coalition of secular and religious Jews, which should stand a better chance than the previous two governments of being able to move forward on peace with Israel's Arab neighbors and to begin to heal social rifts within Israel.</w:t>
+        <w:t>Today, even in Likud bastions such as the Carmel Market, there is a political realignment. "Like my father, my family and most everyone here in the market, I used to vote Likud," says Yoni Ben-Yonatan, 24, owner of a dollar store. "But there have been so many changes. ... I will stick with Sharon. My father won't."</w:t>
         <w:br/>
-        <w:t>The party agreements could still change before Barak, the former army chief of staff who was elected May 17, takes office in early July. And except for declaring that he intends to hold on to the defense portfolio for himself, the incoming prime minister has been mum on who his key ministers will be.</w:t>
+        <w:t>The recent political changes are "nothing short of a revolution," says Asher Cohen, a professor of political science at Bar-Ilan University in Tel Aviv. "Here you have a sitting prime minister dumping the party he helped found 30 years ago to create an entirely new party."</w:t>
         <w:br/>
-        <w:t>So the identity of the all-important foreign minister remains a mystery, although early fears that it might be Likud heavyweight Ariel Sharon are moot, because it looks as if Likud will not be in the government. And the Interior Ministry, with important jurisdiction over matters such as municipal funding and citizenship, will almost certainly go to Natan Sharansky's Israel B'Aliya, a party of Russian immigrants.</w:t>
+        <w:t>Likud's loss</w:t>
         <w:br/>
-        <w:t>The breakthrough in Barak's coalition negotiations came last week when Rabbi Aryeh Deri resigned as leader of the Shas Party, a Sephardic and Orthodox political group that has broad support among working-class Jews with roots in the Middle East.</w:t>
+        <w:t>Sharon was a key player in the establishment of Likud in 1973. The working-class people who populate open air markets such as Carmel have long provided Likud's support, Cohen says.</w:t>
         <w:br/>
-        <w:t>Barak had said Shas would be invited into the cabinet only if it dumped Deri, who was sentenced this spring to four years in jail on corruption charges.</w:t>
+        <w:t>Likud swept to power in 1977. Since that victory, Likud prime ministers have governed Israel for 20 of the past 28 years. The decision by Sharon to leave the party has left Likud severely weakened and its future uncertain.</w:t>
         <w:br/>
-        <w:t>Now, the main stumbling block for both Shas and the smaller United Torah Judaism Party is Barak's campaign promise to draft ultra-Orthodox youth into the army, ending their decades-long exemption from military service. That, too, is expected to be solved by a compromise this week.</w:t>
+        <w:t>Sharon's new party is so popular that "it blows the two giants of Israeli politics (Labor and Likud) right out of the water," Cohen says.</w:t>
         <w:br/>
-        <w:t>The inclusion of Shas, which is more moderate on the peace process than Likud, is a clear sign of Barak's agenda, political scientist Susan Hattis Rolef said.</w:t>
+        <w:t>Most voters seem to have chosen Sharon, a former general who as defense minister engineered Israel's invasion of Lebanon in 1982, over the party he helped create.</w:t>
         <w:br/>
-        <w:t>"His first priority is progress in the peace process," she said. "Barak is a no-nonsense man, not a trickster. You don't see much, but what you see is what you get."</w:t>
+        <w:t>A recent poll in the Israeli daily newspaper Maariv showed that if elections were held now, Likud would drop from its current 40 seats to 16. According to the poll findings, Sharon's Kadima Party would win 40 of the 120 seats in the Knesset, Israel's parliament, making Kadima the largest of Israel's many political parties. National elections are scheduled for March 28.</w:t>
         <w:br/>
-        <w:t>After weeks of saying little in public, Barak's steely confidence was on display in an interview published over the weekend in the newspaper Haaretz. In it, he pledged to build a 30-mile raised highway joining the Palestinian-controlled parts of the West Bank and Gaza Strip. The so-called safe-passage route is feared by rightist Israeli politicians as representing a step toward a Palestinian state.</w:t>
+        <w:t>"Sharon has the experience, he has the toughness, and only he can balance right and left and eventually bring us a real peace with the Palestinians," says Ben-Yonatan, who served in an elite Israeli army unit.</w:t>
         <w:br/>
-        <w:t>"There is no more to be said. It will happen," Barak said about the road, citing a similar bridge-highway he had seen in Miami. "These are necessities of life. Will I do it? For sure."</w:t>
+        <w:t>In announcing his new party, Sharon claimed he was abandoning Likud because the party's powerful right wing undermined his efforts to pursue peace with the Palestinians. Sharon supports the U.S.-brokered "road map" peace plan that would lead to creation of a Palestinian state.</w:t>
         <w:br/>
-        <w:t>Barak also voiced his view that Israel is strong enough to negotiate a secure peace with the Palestinians, Syria and Lebanon.</w:t>
+        <w:t>Sharon also railed at Likud's 3,000-strong Central Committee, which set the party's political agenda. Sharon has blamed committee members for increasing political corruption in Israel.</w:t>
         <w:br/>
-        <w:t>"This is a very cruel neighborhood," Barak said. "Netanyahu likened us to carp among barracudas in an aquarium. I say we are more like an enlightened killer whale: If it is not angered, it doesn't attack and devour for no reason."</w:t>
+        <w:t>Sharon's health complicates matters. On Dec. 18, the chronically overweight Sharon, 77, was hospitalized for two days for a mild stroke.</w:t>
         <w:br/>
-        <w:t>Barak said that he has made a point of avoiding the "tough-guy posturing and arm-twisting" of Netanyahu's coalition-building period before taking office in 1996, and that he learned from Rabin's experience not to rush into a narrow government.</w:t>
+        <w:t>On Thursday, doctors are to seal a small hole in his heart that might have led to his stroke. His deputy, Ehud Olmert, will assume the prime minister's duties while Sharon undergoes the procedure, which should take three hours.</w:t>
+        <w:br/>
+        <w:t>After Sharon abandoned the party, Likud elected hawkish former prime minister Benjamin Netanyahu, 56, as its chairman. Netanyahu condemned Sharon's withdrawal from Gaza and parts of the West Bank and is campaigning on a hard-line platform that would grant a Palestinian state on only a fraction of West Bank land.</w:t>
+        <w:br/>
+        <w:t>Labor turns left</w:t>
+        <w:br/>
+        <w:t>Israel's Labor Party has taken a turn leftward with the election of Amir Peretz, 53, a union leader. He unseated Labor Party leader Shimon Peres, 82, in primaries Nov. 9.</w:t>
+        <w:br/>
+        <w:t>Peretz has vowed to raise the minimum wage and taxes on the wealthy. He packed his shadow Cabinet with social crusaders, such as Shelly Yechimovitch, a former news personality who often expressed her socialist politics on TV.</w:t>
+        <w:br/>
+        <w:t>Peretz says Israel should accede to most Palestinian demands for creating an independent state before moving on to issues such as eradicating child poverty and unemployment. Convinced that Peretz could not bring peace with the Palestinians, Peres and three other prominent party veterans joined Sharon's new party.</w:t>
+        <w:br/>
+        <w:t>It remains unclear whether Sharon's party, bolstered by moderate defectors from Labor and Likud, will mean Israeli politics are moving to the center. With no activists or party infrastructure, Kadima's life span could be as short or as long as Sharon's desire to rule, Cohen says.</w:t>
+        <w:br/>
+        <w:t>Sharon's strength, says Asher Arian, a fellow at Jerusalem-based think-tank Israeli Democracy Institute, "is being more in tune with Israeli public opinion than anyone else."</w:t>
         <w:br/>
         <w:br/>
         <w:t>Graphic</w:t>
@@ -85,11 +99,7 @@
         <w:br/>
         <w:t xml:space="preserve"> </w:t>
         <w:br/>
-        <w:t>PHOTOJERUSALEM;</w:t>
-        <w:br/>
-        <w:t>PHOTO</w:t>
-        <w:br/>
-        <w:t>Ehud Barak, Israel's prime minister-elect, will install his government in July. (Associated Press)</w:t>
+        <w:t>PHOTO, B/W, Ronen Zvulun, Reuters</w:t>
       </w:r>
     </w:p>
     <w:sectPr>
